--- a/t29_s4.docx
+++ b/t29_s4.docx
@@ -3,2168 +3,998 @@
 <w:document xmlns:wpc="http://schemas.microsoft.com/office/word/2010/wordprocessingCanvas" xmlns:mo="http://schemas.microsoft.com/office/mac/office/2008/main" xmlns:mc="http://schemas.openxmlformats.org/markup-compatibility/2006" xmlns:mv="urn:schemas-microsoft-com:mac:vml" xmlns:o="urn:schemas-microsoft-com:office:office" xmlns:r="http://schemas.openxmlformats.org/officeDocument/2006/relationships" xmlns:m="http://schemas.openxmlformats.org/officeDocument/2006/math" xmlns:v="urn:schemas-microsoft-com:vml" xmlns:wp14="http://schemas.microsoft.com/office/word/2010/wordprocessingDrawing" xmlns:wp="http://schemas.openxmlformats.org/drawingml/2006/wordprocessingDrawing" xmlns:w10="urn:schemas-microsoft-com:office:word" xmlns:w="http://schemas.openxmlformats.org/wordprocessingml/2006/main" xmlns:w14="http://schemas.microsoft.com/office/word/2010/wordml" xmlns:wpg="http://schemas.microsoft.com/office/word/2010/wordprocessingGroup" xmlns:wpi="http://schemas.microsoft.com/office/word/2010/wordprocessingInk" xmlns:wne="http://schemas.microsoft.com/office/word/2006/wordml" xmlns:wps="http://schemas.microsoft.com/office/word/2010/wordprocessingShape" mc:Ignorable="w14 wp14">
   <w:body>
     <w:p>
-      <w:pPr>
-        <w:spacing w:after="20" w:before="120"/>
-      </w:pPr>
       <w:r>
-        <w:rPr>
-          <w:b/>
-          <w:sz w:val="22"/>
-        </w:rPr>
-        <w:t>Question: An older male patient receiving normal saline 0.9% through IV line complains of shortness of breath and palpitation. The assessment reveals that the central venous pressure (CVP) is 18 cm H2O. What would be the priority nursing intervention?</w:t>
+        <w:t xml:space="preserve">Question: A client at 38 weeks gestation is admitted with preeclampsia and a blood pressure of 160/110 mm Hg. Which medication is most likely to be administered to prevent seizures?</w:t>
       </w:r>
     </w:p>
     <w:p>
-      <w:pPr>
-        <w:spacing w:after="0" w:before="0"/>
-      </w:pPr>
       <w:r>
-        <w:rPr>
-          <w:b w:val="0"/>
-          <w:sz w:val="22"/>
-        </w:rPr>
-        <w:t>(a) Notify to the physician</w:t>
+        <w:t xml:space="preserve">(a) Magnesium sulfate</w:t>
       </w:r>
     </w:p>
     <w:p>
-      <w:pPr>
-        <w:spacing w:after="0" w:before="0"/>
-      </w:pPr>
       <w:r>
-        <w:rPr>
-          <w:b w:val="0"/>
-          <w:sz w:val="22"/>
-        </w:rPr>
-        <w:t>(b) Discontinue the fluid</w:t>
+        <w:t xml:space="preserve">(b) Oxytocin</w:t>
       </w:r>
     </w:p>
     <w:p>
-      <w:pPr>
-        <w:spacing w:after="0" w:before="0"/>
-      </w:pPr>
       <w:r>
-        <w:rPr>
-          <w:b w:val="0"/>
-          <w:sz w:val="22"/>
-        </w:rPr>
-        <w:t>(c) Increase the flow rate of IV fluid</w:t>
+        <w:t xml:space="preserve">(c) Terbutaline</w:t>
       </w:r>
     </w:p>
     <w:p>
-      <w:pPr>
-        <w:spacing w:after="0" w:before="0"/>
-      </w:pPr>
       <w:r>
-        <w:rPr>
-          <w:b w:val="0"/>
-          <w:sz w:val="22"/>
-        </w:rPr>
-        <w:t>(d) Continue the IV fluid</w:t>
+        <w:t xml:space="preserve">(d) Nifedipine only</w:t>
       </w:r>
     </w:p>
     <w:p>
-      <w:pPr>
-        <w:spacing w:after="0" w:before="40"/>
-      </w:pPr>
       <w:r>
-        <w:rPr>
-          <w:b/>
-          <w:sz w:val="22"/>
-        </w:rPr>
-        <w:t>Answer: a</w:t>
+        <w:t xml:space="preserve">Answer: a</w:t>
       </w:r>
     </w:p>
     <w:p>
-      <w:pPr>
-        <w:spacing w:after="0" w:before="0"/>
-      </w:pPr>
       <w:r>
-        <w:rPr>
-          <w:b w:val="0"/>
-          <w:sz w:val="21"/>
-        </w:rPr>
-        <w:t>Solution: Shortness of breath and an elevated CVP during an IV infusion indicate fluid overload; the nurse should stop/slow the infusion and notify the physician immediately.</w:t>
+        <w:t xml:space="preserve">Solution: Magnesium sulfate is the drug of choice to prevent and treat seizures (eclampsia) in preeclampsia. The nurse monitors deep tendon reflexes, respirations, and urine output for magnesium toxicity.</w:t>
       </w:r>
     </w:p>
     <w:p>
-      <w:pPr>
-        <w:spacing w:after="0" w:before="0"/>
-      </w:pPr>
       <w:r>
-        <w:rPr>
-          <w:b w:val="0"/>
-          <w:sz w:val="20"/>
-        </w:rPr>
-        <w:t>Positive Marks: 1</w:t>
+        <w:t xml:space="preserve">Positive Marks: 1</w:t>
       </w:r>
     </w:p>
     <w:p>
-      <w:pPr>
-        <w:spacing w:after="160" w:before="0"/>
-      </w:pPr>
       <w:r>
-        <w:rPr>
-          <w:b w:val="0"/>
-          <w:sz w:val="20"/>
-        </w:rPr>
-        <w:t>Negative Marks: 0.25</w:t>
+        <w:t xml:space="preserve">Negative Marks: 0.25</w:t>
       </w:r>
     </w:p>
     <w:p>
-      <w:pPr>
-        <w:spacing w:after="20" w:before="120"/>
-      </w:pPr>
       <w:r>
-        <w:rPr>
-          <w:b/>
-          <w:sz w:val="22"/>
-        </w:rPr>
-        <w:t>Question: The first milk secreted by the mother after delivery, rich in antibodies, is called:</w:t>
+        <w:t xml:space="preserve"/>
       </w:r>
     </w:p>
     <w:p>
-      <w:pPr>
-        <w:spacing w:after="0" w:before="0"/>
-      </w:pPr>
       <w:r>
-        <w:rPr>
-          <w:b w:val="0"/>
-          <w:sz w:val="22"/>
-        </w:rPr>
-        <w:t>(a) Colostrum</w:t>
+        <w:t xml:space="preserve">Question: A postpartum client is receiving magnesium sulfate. Which finding indicates magnesium toxicity?</w:t>
       </w:r>
     </w:p>
     <w:p>
-      <w:pPr>
-        <w:spacing w:after="0" w:before="0"/>
-      </w:pPr>
       <w:r>
-        <w:rPr>
-          <w:b w:val="0"/>
-          <w:sz w:val="22"/>
-        </w:rPr>
-        <w:t>(b) Transitional milk</w:t>
+        <w:t xml:space="preserve">(a) Loss of deep tendon reflexes</w:t>
       </w:r>
     </w:p>
     <w:p>
-      <w:pPr>
-        <w:spacing w:after="0" w:before="0"/>
-      </w:pPr>
       <w:r>
-        <w:rPr>
-          <w:b w:val="0"/>
-          <w:sz w:val="22"/>
-        </w:rPr>
-        <w:t>(c) Mature milk</w:t>
+        <w:t xml:space="preserve">(b) Increased urine output</w:t>
       </w:r>
     </w:p>
     <w:p>
-      <w:pPr>
-        <w:spacing w:after="0" w:before="0"/>
-      </w:pPr>
       <w:r>
-        <w:rPr>
-          <w:b w:val="0"/>
-          <w:sz w:val="22"/>
-        </w:rPr>
-        <w:t>(d) Hind milk</w:t>
+        <w:t xml:space="preserve">(c) Respiratory rate of 16 breaths per minute</w:t>
       </w:r>
     </w:p>
     <w:p>
-      <w:pPr>
-        <w:spacing w:after="0" w:before="40"/>
-      </w:pPr>
       <w:r>
-        <w:rPr>
-          <w:b/>
-          <w:sz w:val="22"/>
-        </w:rPr>
-        <w:t>Answer: a</w:t>
+        <w:t xml:space="preserve">(d) Normal blood pressure</w:t>
       </w:r>
     </w:p>
     <w:p>
-      <w:pPr>
-        <w:spacing w:after="0" w:before="0"/>
-      </w:pPr>
       <w:r>
-        <w:rPr>
-          <w:b w:val="0"/>
-          <w:sz w:val="21"/>
-        </w:rPr>
-        <w:t>Solution: Colostrum, secreted in the first few days, is rich in immunoglobulins (IgA) and protects the newborn.</w:t>
+        <w:t xml:space="preserve">Answer: a</w:t>
       </w:r>
     </w:p>
     <w:p>
-      <w:pPr>
-        <w:spacing w:after="0" w:before="0"/>
-      </w:pPr>
       <w:r>
-        <w:rPr>
-          <w:b w:val="0"/>
-          <w:sz w:val="20"/>
-        </w:rPr>
-        <w:t>Positive Marks: 1</w:t>
+        <w:t xml:space="preserve">Solution: Loss of DTRs is an early sign of magnesium toxicity, followed by respiratory depression. The antidote is calcium gluconate, which must be kept at the bedside.</w:t>
       </w:r>
     </w:p>
     <w:p>
-      <w:pPr>
-        <w:spacing w:after="160" w:before="0"/>
-      </w:pPr>
       <w:r>
-        <w:rPr>
-          <w:b w:val="0"/>
-          <w:sz w:val="20"/>
-        </w:rPr>
-        <w:t>Negative Marks: 0.25</w:t>
+        <w:t xml:space="preserve">Positive Marks: 1</w:t>
       </w:r>
     </w:p>
     <w:p>
-      <w:pPr>
-        <w:spacing w:after="20" w:before="120"/>
-      </w:pPr>
       <w:r>
-        <w:rPr>
-          <w:b/>
-          <w:sz w:val="22"/>
-        </w:rPr>
-        <w:t>Question: The earliest and most sensitive indicator of increased intracranial pressure (ICP) is:</w:t>
+        <w:t xml:space="preserve">Negative Marks: 0.25</w:t>
       </w:r>
     </w:p>
     <w:p>
-      <w:pPr>
-        <w:spacing w:after="0" w:before="0"/>
-      </w:pPr>
       <w:r>
-        <w:rPr>
-          <w:b w:val="0"/>
-          <w:sz w:val="22"/>
-        </w:rPr>
-        <w:t>(a) Vomiting</w:t>
+        <w:t xml:space="preserve"/>
       </w:r>
     </w:p>
     <w:p>
-      <w:pPr>
-        <w:spacing w:after="0" w:before="0"/>
-      </w:pPr>
       <w:r>
-        <w:rPr>
-          <w:b w:val="0"/>
-          <w:sz w:val="22"/>
-        </w:rPr>
-        <w:t>(b) Papilloedema</w:t>
+        <w:t xml:space="preserve">Question: A newborn has an Apgar score of 8 at 1 minute. The nurse understands that this score indicates:</w:t>
       </w:r>
     </w:p>
     <w:p>
-      <w:pPr>
-        <w:spacing w:after="0" w:before="0"/>
-      </w:pPr>
       <w:r>
-        <w:rPr>
-          <w:b w:val="0"/>
-          <w:sz w:val="22"/>
-        </w:rPr>
-        <w:t>(c) Bradycardia</w:t>
+        <w:t xml:space="preserve">(a) The newborn is in good condition</w:t>
       </w:r>
     </w:p>
     <w:p>
-      <w:pPr>
-        <w:spacing w:after="0" w:before="0"/>
-      </w:pPr>
       <w:r>
-        <w:rPr>
-          <w:b w:val="0"/>
-          <w:sz w:val="22"/>
-        </w:rPr>
-        <w:t>(d) Altered level of consciousness</w:t>
+        <w:t xml:space="preserve">(b) Severe distress</w:t>
       </w:r>
     </w:p>
     <w:p>
-      <w:pPr>
-        <w:spacing w:after="0" w:before="40"/>
-      </w:pPr>
       <w:r>
-        <w:rPr>
-          <w:b/>
-          <w:sz w:val="22"/>
-        </w:rPr>
-        <w:t>Answer: d</w:t>
+        <w:t xml:space="preserve">(c) Moderate asphyxia</w:t>
       </w:r>
     </w:p>
     <w:p>
-      <w:pPr>
-        <w:spacing w:after="0" w:before="0"/>
-      </w:pPr>
       <w:r>
-        <w:rPr>
-          <w:b w:val="0"/>
-          <w:sz w:val="21"/>
-        </w:rPr>
-        <w:t>Solution: A change in the level of consciousness is the earliest sign of rising intracranial pressure.</w:t>
+        <w:t xml:space="preserve">(d) Immediate resuscitation is needed</w:t>
       </w:r>
     </w:p>
     <w:p>
-      <w:pPr>
-        <w:spacing w:after="0" w:before="0"/>
-      </w:pPr>
       <w:r>
-        <w:rPr>
-          <w:b w:val="0"/>
-          <w:sz w:val="20"/>
-        </w:rPr>
-        <w:t>Positive Marks: 1</w:t>
+        <w:t xml:space="preserve">Answer: a</w:t>
       </w:r>
     </w:p>
     <w:p>
-      <w:pPr>
-        <w:spacing w:after="160" w:before="0"/>
-      </w:pPr>
       <w:r>
-        <w:rPr>
-          <w:b w:val="0"/>
-          <w:sz w:val="20"/>
-        </w:rPr>
-        <w:t>Negative Marks: 0.25</w:t>
+        <w:t xml:space="preserve">Solution: An Apgar score of 7–10 is reassuring. The score evaluates heart rate, respiratory effort, muscle tone, reflex irritability, and color at 1 and 5 minutes.</w:t>
       </w:r>
     </w:p>
     <w:p>
-      <w:pPr>
-        <w:spacing w:after="20" w:before="120"/>
-      </w:pPr>
       <w:r>
-        <w:rPr>
-          <w:b/>
-          <w:sz w:val="22"/>
-        </w:rPr>
-        <w:t>Question: Where is the global headquarters of the World Health Organization (WHO) situated?</w:t>
+        <w:t xml:space="preserve">Positive Marks: 1</w:t>
       </w:r>
     </w:p>
     <w:p>
-      <w:pPr>
-        <w:spacing w:after="0" w:before="0"/>
-      </w:pPr>
       <w:r>
-        <w:rPr>
-          <w:b w:val="0"/>
-          <w:sz w:val="22"/>
-        </w:rPr>
-        <w:t>(a) Rome, Italy</w:t>
+        <w:t xml:space="preserve">Negative Marks: 0.25</w:t>
       </w:r>
     </w:p>
     <w:p>
-      <w:pPr>
-        <w:spacing w:after="0" w:before="0"/>
-      </w:pPr>
       <w:r>
-        <w:rPr>
-          <w:b w:val="0"/>
-          <w:sz w:val="22"/>
-        </w:rPr>
-        <w:t>(b) Geneva, Switzerland</w:t>
+        <w:t xml:space="preserve"/>
       </w:r>
     </w:p>
     <w:p>
-      <w:pPr>
-        <w:spacing w:after="0" w:before="0"/>
-      </w:pPr>
       <w:r>
-        <w:rPr>
-          <w:b w:val="0"/>
-          <w:sz w:val="22"/>
-        </w:rPr>
-        <w:t>(c) Paris, France</w:t>
+        <w:t xml:space="preserve">Question: The nurse is caring for a client in labor who is receiving oxytocin for induction. Which finding requires immediate action?</w:t>
       </w:r>
     </w:p>
     <w:p>
-      <w:pPr>
-        <w:spacing w:after="0" w:before="0"/>
-      </w:pPr>
       <w:r>
-        <w:rPr>
-          <w:b w:val="0"/>
-          <w:sz w:val="22"/>
-        </w:rPr>
-        <w:t>(d) Washington D.C., USA</w:t>
+        <w:t xml:space="preserve">(a) Uterine contractions lasting 90 seconds with a resting tone of 30 mm Hg</w:t>
       </w:r>
     </w:p>
     <w:p>
-      <w:pPr>
-        <w:spacing w:after="0" w:before="40"/>
-      </w:pPr>
       <w:r>
-        <w:rPr>
-          <w:b/>
-          <w:sz w:val="22"/>
-        </w:rPr>
-        <w:t>Answer: b</w:t>
+        <w:t xml:space="preserve">(b) Contractions every 3 minutes lasting 45 seconds</w:t>
       </w:r>
     </w:p>
     <w:p>
-      <w:pPr>
-        <w:spacing w:after="0" w:before="0"/>
-      </w:pPr>
       <w:r>
-        <w:rPr>
-          <w:b w:val="0"/>
-          <w:sz w:val="21"/>
-        </w:rPr>
-        <w:t>Solution: The World Health Organization (WHO) was founded in 1948 and its global headquarters is located in Geneva, Switzerland.</w:t>
+        <w:t xml:space="preserve">(c) Fetal heart rate of 140 beats per minute</w:t>
       </w:r>
     </w:p>
     <w:p>
-      <w:pPr>
-        <w:spacing w:after="0" w:before="0"/>
-      </w:pPr>
       <w:r>
-        <w:rPr>
-          <w:b w:val="0"/>
-          <w:sz w:val="20"/>
-        </w:rPr>
-        <w:t>Positive Marks: 1</w:t>
+        <w:t xml:space="preserve">(d) Contractions every 5 minutes</w:t>
       </w:r>
     </w:p>
     <w:p>
-      <w:pPr>
-        <w:spacing w:after="160" w:before="0"/>
-      </w:pPr>
       <w:r>
-        <w:rPr>
-          <w:b w:val="0"/>
-          <w:sz w:val="20"/>
-        </w:rPr>
-        <w:t>Negative Marks: 0.25</w:t>
+        <w:t xml:space="preserve">Answer: a</w:t>
       </w:r>
     </w:p>
     <w:p>
-      <w:pPr>
-        <w:spacing w:after="20" w:before="120"/>
-      </w:pPr>
       <w:r>
-        <w:rPr>
-          <w:b/>
-          <w:sz w:val="22"/>
-        </w:rPr>
-        <w:t>Question: Which assessment finding is the EARLIEST indicator of compartment syndrome in a client with a fractured tibia?</w:t>
+        <w:t xml:space="preserve">Solution: Contractions lasting more than 90 seconds with inadequate resting tone indicate uterine hyperstimulation, which can cause fetal hypoxia and uterine rupture. The oxytocin must be stopped.</w:t>
       </w:r>
     </w:p>
     <w:p>
-      <w:pPr>
-        <w:spacing w:after="0" w:before="0"/>
-      </w:pPr>
       <w:r>
-        <w:rPr>
-          <w:b w:val="0"/>
-          <w:sz w:val="22"/>
-        </w:rPr>
-        <w:t>(a) Capillary refill of 5 seconds</w:t>
+        <w:t xml:space="preserve">Positive Marks: 1</w:t>
       </w:r>
     </w:p>
     <w:p>
-      <w:pPr>
-        <w:spacing w:after="0" w:before="0"/>
-      </w:pPr>
       <w:r>
-        <w:rPr>
-          <w:b w:val="0"/>
-          <w:sz w:val="22"/>
-        </w:rPr>
-        <w:t>(b) Pain out of proportion that increases with passive stretch</w:t>
+        <w:t xml:space="preserve">Negative Marks: 0.25</w:t>
       </w:r>
     </w:p>
     <w:p>
-      <w:pPr>
-        <w:spacing w:after="0" w:before="0"/>
-      </w:pPr>
       <w:r>
-        <w:rPr>
-          <w:b w:val="0"/>
-          <w:sz w:val="22"/>
-        </w:rPr>
-        <w:t>(c) Absent pedal pulse</w:t>
+        <w:t xml:space="preserve"/>
       </w:r>
     </w:p>
     <w:p>
-      <w:pPr>
-        <w:spacing w:after="0" w:before="0"/>
-      </w:pPr>
       <w:r>
-        <w:rPr>
-          <w:b w:val="0"/>
-          <w:sz w:val="22"/>
-        </w:rPr>
-        <w:t>(d) Cool, cyanotic toes</w:t>
+        <w:t xml:space="preserve">Question: A mother is breastfeeding her newborn. The nurse teaches her that the baby should feed:</w:t>
       </w:r>
     </w:p>
     <w:p>
-      <w:pPr>
-        <w:spacing w:after="0" w:before="40"/>
-      </w:pPr>
       <w:r>
-        <w:rPr>
-          <w:b/>
-          <w:sz w:val="22"/>
-        </w:rPr>
-        <w:t>Answer: b</w:t>
+        <w:t xml:space="preserve">(a) On demand, usually every 2–3 hours</w:t>
       </w:r>
     </w:p>
     <w:p>
-      <w:pPr>
-        <w:spacing w:after="0" w:before="0"/>
-      </w:pPr>
       <w:r>
-        <w:rPr>
-          <w:b w:val="0"/>
-          <w:sz w:val="21"/>
-        </w:rPr>
-        <w:t>Solution: Severe pain worsened by passive stretching is the earliest sign of compartment syndrome; pallor and absent pulses are late findings that appear after irreversible damage.</w:t>
+        <w:t xml:space="preserve">(b) Only every 6 hours</w:t>
       </w:r>
     </w:p>
     <w:p>
-      <w:pPr>
-        <w:spacing w:after="0" w:before="0"/>
-      </w:pPr>
       <w:r>
-        <w:rPr>
-          <w:b w:val="0"/>
-          <w:sz w:val="20"/>
-        </w:rPr>
-        <w:t>Positive Marks: 1</w:t>
+        <w:t xml:space="preserve">(c) Once a day</w:t>
       </w:r>
     </w:p>
     <w:p>
-      <w:pPr>
-        <w:spacing w:after="160" w:before="0"/>
-      </w:pPr>
       <w:r>
-        <w:rPr>
-          <w:b w:val="0"/>
-          <w:sz w:val="20"/>
-        </w:rPr>
-        <w:t>Negative Marks: 0.25</w:t>
+        <w:t xml:space="preserve">(d) Whenever the mother remembers</w:t>
       </w:r>
     </w:p>
     <w:p>
-      <w:pPr>
-        <w:spacing w:after="20" w:before="120"/>
-      </w:pPr>
       <w:r>
-        <w:rPr>
-          <w:b/>
-          <w:sz w:val="22"/>
-        </w:rPr>
-        <w:t>Question: The priority nursing intervention for a patient with a head injury is:</w:t>
+        <w:t xml:space="preserve">Answer: a</w:t>
       </w:r>
     </w:p>
     <w:p>
-      <w:pPr>
-        <w:spacing w:after="0" w:before="0"/>
-      </w:pPr>
       <w:r>
-        <w:rPr>
-          <w:b w:val="0"/>
-          <w:sz w:val="22"/>
-        </w:rPr>
-        <w:t>(a) Elevating the foot end</w:t>
+        <w:t xml:space="preserve">Solution: Newborns should be fed on demand, typically every 2–3 hours (8–12 times in 24 hours), to ensure adequate intake and stimulate milk production.</w:t>
       </w:r>
     </w:p>
     <w:p>
-      <w:pPr>
-        <w:spacing w:after="0" w:before="0"/>
-      </w:pPr>
       <w:r>
-        <w:rPr>
-          <w:b w:val="0"/>
-          <w:sz w:val="22"/>
-        </w:rPr>
-        <w:t>(b) Administering analgesics</w:t>
+        <w:t xml:space="preserve">Positive Marks: 1</w:t>
       </w:r>
     </w:p>
     <w:p>
-      <w:pPr>
-        <w:spacing w:after="0" w:before="0"/>
-      </w:pPr>
       <w:r>
-        <w:rPr>
-          <w:b w:val="0"/>
-          <w:sz w:val="22"/>
-        </w:rPr>
-        <w:t>(c) Maintaining a patent airway</w:t>
+        <w:t xml:space="preserve">Negative Marks: 0.25</w:t>
       </w:r>
     </w:p>
     <w:p>
-      <w:pPr>
-        <w:spacing w:after="0" w:before="0"/>
-      </w:pPr>
       <w:r>
-        <w:rPr>
-          <w:b w:val="0"/>
-          <w:sz w:val="22"/>
-        </w:rPr>
-        <w:t>(d) Measuring intake and output</w:t>
+        <w:t xml:space="preserve"/>
       </w:r>
     </w:p>
     <w:p>
-      <w:pPr>
-        <w:spacing w:after="0" w:before="40"/>
-      </w:pPr>
       <w:r>
-        <w:rPr>
-          <w:b/>
-          <w:sz w:val="22"/>
-        </w:rPr>
-        <w:t>Answer: c</w:t>
+        <w:t xml:space="preserve">Question: A 3-year-old child is admitted with acute laryngotracheobronchitis (croup). Which nursing intervention is most appropriate?</w:t>
       </w:r>
     </w:p>
     <w:p>
-      <w:pPr>
-        <w:spacing w:after="0" w:before="0"/>
-      </w:pPr>
       <w:r>
-        <w:rPr>
-          <w:b w:val="0"/>
-          <w:sz w:val="21"/>
-        </w:rPr>
-        <w:t>Solution: Airway maintenance is the priority in head injury to prevent hypoxia and further brain damage.</w:t>
+        <w:t xml:space="preserve">(a) Keep the child calm and provide cool mist</w:t>
       </w:r>
     </w:p>
     <w:p>
-      <w:pPr>
-        <w:spacing w:after="0" w:before="0"/>
-      </w:pPr>
       <w:r>
-        <w:rPr>
-          <w:b w:val="0"/>
-          <w:sz w:val="20"/>
-        </w:rPr>
-        <w:t>Positive Marks: 1</w:t>
+        <w:t xml:space="preserve">(b) Position the child flat on the back</w:t>
       </w:r>
     </w:p>
     <w:p>
-      <w:pPr>
-        <w:spacing w:after="160" w:before="0"/>
-      </w:pPr>
       <w:r>
-        <w:rPr>
-          <w:b w:val="0"/>
-          <w:sz w:val="20"/>
-        </w:rPr>
-        <w:t>Negative Marks: 0.25</w:t>
+        <w:t xml:space="preserve">(c) Encourage the child to cry to clear secretions</w:t>
       </w:r>
     </w:p>
     <w:p>
-      <w:pPr>
-        <w:spacing w:after="20" w:before="120"/>
-      </w:pPr>
       <w:r>
-        <w:rPr>
-          <w:b/>
-          <w:sz w:val="22"/>
-        </w:rPr>
-        <w:t>Question: A newborn remains cyanotic with a heart rate of 60/min after drying and stimulation. What is the priority intervention?</w:t>
+        <w:t xml:space="preserve">(d) Offer thick, heavy foods</w:t>
       </w:r>
     </w:p>
     <w:p>
-      <w:pPr>
-        <w:spacing w:after="0" w:before="0"/>
-      </w:pPr>
       <w:r>
-        <w:rPr>
-          <w:b w:val="0"/>
-          <w:sz w:val="22"/>
-        </w:rPr>
-        <w:t>(a) Start chest compressions</w:t>
+        <w:t xml:space="preserve">Answer: a</w:t>
       </w:r>
     </w:p>
     <w:p>
-      <w:pPr>
-        <w:spacing w:after="0" w:before="0"/>
-      </w:pPr>
       <w:r>
-        <w:rPr>
-          <w:b w:val="0"/>
-          <w:sz w:val="22"/>
-        </w:rPr>
-        <w:t>(b) Administer IV epinephrine</w:t>
+        <w:t xml:space="preserve">Solution: Keeping the child calm and providing cool mist reduces airway edema and the work of breathing. Crying and anxiety worsen stridor; the child is positioned upright for comfort.</w:t>
       </w:r>
     </w:p>
     <w:p>
-      <w:pPr>
-        <w:spacing w:after="0" w:before="0"/>
-      </w:pPr>
       <w:r>
-        <w:rPr>
-          <w:b w:val="0"/>
-          <w:sz w:val="22"/>
-        </w:rPr>
-        <w:t>(c) Begin positive-pressure ventilation</w:t>
+        <w:t xml:space="preserve">Positive Marks: 1</w:t>
       </w:r>
     </w:p>
     <w:p>
-      <w:pPr>
-        <w:spacing w:after="0" w:before="0"/>
-      </w:pPr>
       <w:r>
-        <w:rPr>
-          <w:b w:val="0"/>
-          <w:sz w:val="22"/>
-        </w:rPr>
-        <w:t>(d) Recheck the heart rate in 30 seconds</w:t>
+        <w:t xml:space="preserve">Negative Marks: 0.25</w:t>
       </w:r>
     </w:p>
     <w:p>
-      <w:pPr>
-        <w:spacing w:after="0" w:before="40"/>
-      </w:pPr>
       <w:r>
-        <w:rPr>
-          <w:b/>
-          <w:sz w:val="22"/>
-        </w:rPr>
-        <w:t>Answer: c</w:t>
+        <w:t xml:space="preserve"/>
       </w:r>
     </w:p>
     <w:p>
-      <w:pPr>
-        <w:spacing w:after="0" w:before="0"/>
-      </w:pPr>
       <w:r>
-        <w:rPr>
-          <w:b w:val="0"/>
-          <w:sz w:val="21"/>
-        </w:rPr>
-        <w:t>Solution: For a heart rate below 100/min after initial steps, positive-pressure ventilation is started immediately; chest compressions begin only if HR stays &lt;60 despite PPV.</w:t>
+        <w:t xml:space="preserve">Question: The nurse is caring for a child with sickle cell crisis. Which priority intervention is appropriate?</w:t>
       </w:r>
     </w:p>
     <w:p>
-      <w:pPr>
-        <w:spacing w:after="0" w:before="0"/>
-      </w:pPr>
       <w:r>
-        <w:rPr>
-          <w:b w:val="0"/>
-          <w:sz w:val="20"/>
-        </w:rPr>
-        <w:t>Positive Marks: 1</w:t>
+        <w:t xml:space="preserve">(a) Hydration, oxygen, and pain management</w:t>
       </w:r>
     </w:p>
     <w:p>
-      <w:pPr>
-        <w:spacing w:after="160" w:before="0"/>
-      </w:pPr>
       <w:r>
-        <w:rPr>
-          <w:b w:val="0"/>
-          <w:sz w:val="20"/>
-        </w:rPr>
-        <w:t>Negative Marks: 0.25</w:t>
+        <w:t xml:space="preserve">(b) Restriction of fluids</w:t>
       </w:r>
     </w:p>
     <w:p>
-      <w:pPr>
-        <w:spacing w:after="20" w:before="120"/>
-      </w:pPr>
       <w:r>
-        <w:rPr>
-          <w:b/>
-          <w:sz w:val="22"/>
-        </w:rPr>
-        <w:t>Question: Which vaccine can be frozen during storage?</w:t>
+        <w:t xml:space="preserve">(c) Cold compresses to the joints</w:t>
       </w:r>
     </w:p>
     <w:p>
-      <w:pPr>
-        <w:spacing w:after="0" w:before="0"/>
-      </w:pPr>
       <w:r>
-        <w:rPr>
-          <w:b w:val="0"/>
-          <w:sz w:val="22"/>
-        </w:rPr>
-        <w:t>(a) DPT / DT</w:t>
+        <w:t xml:space="preserve">(d) Immediate blood transfusion without assessment</w:t>
       </w:r>
     </w:p>
     <w:p>
-      <w:pPr>
-        <w:spacing w:after="0" w:before="0"/>
-      </w:pPr>
       <w:r>
-        <w:rPr>
-          <w:b w:val="0"/>
-          <w:sz w:val="22"/>
-        </w:rPr>
-        <w:t>(b) MMR</w:t>
+        <w:t xml:space="preserve">Answer: a</w:t>
       </w:r>
     </w:p>
     <w:p>
-      <w:pPr>
-        <w:spacing w:after="0" w:before="0"/>
-      </w:pPr>
       <w:r>
-        <w:rPr>
-          <w:b w:val="0"/>
-          <w:sz w:val="22"/>
-        </w:rPr>
-        <w:t>(c) Polio (OPV)</w:t>
+        <w:t xml:space="preserve">Solution: Sickle cell crisis is treated with aggressive hydration, oxygen, and analgesics to relieve vaso-occlusion and pain. Cold worsens sickling by causing vasoconstriction.</w:t>
       </w:r>
     </w:p>
     <w:p>
-      <w:pPr>
-        <w:spacing w:after="0" w:before="0"/>
-      </w:pPr>
       <w:r>
-        <w:rPr>
-          <w:b w:val="0"/>
-          <w:sz w:val="22"/>
-        </w:rPr>
-        <w:t>(d) BCG</w:t>
+        <w:t xml:space="preserve">Positive Marks: 1</w:t>
       </w:r>
     </w:p>
     <w:p>
-      <w:pPr>
-        <w:spacing w:after="0" w:before="40"/>
-      </w:pPr>
       <w:r>
-        <w:rPr>
-          <w:b/>
-          <w:sz w:val="22"/>
-        </w:rPr>
-        <w:t>Answer: b</w:t>
+        <w:t xml:space="preserve">Negative Marks: 0.25</w:t>
       </w:r>
     </w:p>
     <w:p>
-      <w:pPr>
-        <w:spacing w:after="0" w:before="0"/>
-      </w:pPr>
       <w:r>
-        <w:rPr>
-          <w:b w:val="0"/>
-          <w:sz w:val="21"/>
-        </w:rPr>
-        <w:t>Solution: Freeze-dried (lyophilized) vaccines like MMR and Measles can be stored in frozen state (-20°C). Liquid vaccines containing adjuvants (DPT, TT, Hepatitis B) must never be frozen.</w:t>
+        <w:t xml:space="preserve"/>
       </w:r>
     </w:p>
     <w:p>
-      <w:pPr>
-        <w:spacing w:after="0" w:before="0"/>
-      </w:pPr>
       <w:r>
-        <w:rPr>
-          <w:b w:val="0"/>
-          <w:sz w:val="20"/>
-        </w:rPr>
-        <w:t>Positive Marks: 1</w:t>
+        <w:t xml:space="preserve">Question: An infant with a diagnosis of gastroesophageal reflux is being fed. Which position is recommended after feeding?</w:t>
       </w:r>
     </w:p>
     <w:p>
-      <w:pPr>
-        <w:spacing w:after="160" w:before="0"/>
-      </w:pPr>
       <w:r>
-        <w:rPr>
-          <w:b w:val="0"/>
-          <w:sz w:val="20"/>
-        </w:rPr>
-        <w:t>Negative Marks: 0.25</w:t>
+        <w:t xml:space="preserve">(a) Upright for 30 minutes after the feed</w:t>
       </w:r>
     </w:p>
     <w:p>
-      <w:pPr>
-        <w:spacing w:after="20" w:before="120"/>
-      </w:pPr>
       <w:r>
-        <w:rPr>
-          <w:b/>
-          <w:sz w:val="22"/>
-        </w:rPr>
-        <w:t>Question: Which food group serves as the richest dietary source of Folic Acid (Vitamin B9)?</w:t>
+        <w:t xml:space="preserve">(b) Flat on the back immediately</w:t>
       </w:r>
     </w:p>
     <w:p>
-      <w:pPr>
-        <w:spacing w:after="0" w:before="0"/>
-      </w:pPr>
       <w:r>
-        <w:rPr>
-          <w:b w:val="0"/>
-          <w:sz w:val="22"/>
-        </w:rPr>
-        <w:t>(a) Whole milk</w:t>
+        <w:t xml:space="preserve">(c) Prone position</w:t>
       </w:r>
     </w:p>
     <w:p>
-      <w:pPr>
-        <w:spacing w:after="0" w:before="0"/>
-      </w:pPr>
       <w:r>
-        <w:rPr>
-          <w:b w:val="0"/>
-          <w:sz w:val="22"/>
-        </w:rPr>
-        <w:t>(b) Red meat</w:t>
+        <w:t xml:space="preserve">(d) On the left side only</w:t>
       </w:r>
     </w:p>
     <w:p>
-      <w:pPr>
-        <w:spacing w:after="0" w:before="0"/>
-      </w:pPr>
       <w:r>
-        <w:rPr>
-          <w:b w:val="0"/>
-          <w:sz w:val="22"/>
-        </w:rPr>
-        <w:t>(c) Dark green leafy vegetables</w:t>
+        <w:t xml:space="preserve">Answer: a</w:t>
       </w:r>
     </w:p>
     <w:p>
-      <w:pPr>
-        <w:spacing w:after="0" w:before="0"/>
-      </w:pPr>
       <w:r>
-        <w:rPr>
-          <w:b w:val="0"/>
-          <w:sz w:val="22"/>
-        </w:rPr>
-        <w:t>(d) Banana</w:t>
+        <w:t xml:space="preserve">Solution: Keeping the infant upright for 30 minutes after feeding reduces reflux by allowing gravity to keep formula in the stomach. The infant should also be burped frequently.</w:t>
       </w:r>
     </w:p>
     <w:p>
-      <w:pPr>
-        <w:spacing w:after="0" w:before="40"/>
-      </w:pPr>
       <w:r>
-        <w:rPr>
-          <w:b/>
-          <w:sz w:val="22"/>
-        </w:rPr>
-        <w:t>Answer: c</w:t>
+        <w:t xml:space="preserve">Positive Marks: 1</w:t>
       </w:r>
     </w:p>
     <w:p>
-      <w:pPr>
-        <w:spacing w:after="0" w:before="0"/>
-      </w:pPr>
       <w:r>
-        <w:rPr>
-          <w:b w:val="0"/>
-          <w:sz w:val="21"/>
-        </w:rPr>
-        <w:t>Solution: Dark green leafy vegetables (spinach, kale, broccoli), legumes, and liver are the richest natural sources of Folic Acid (Folate).</w:t>
+        <w:t xml:space="preserve">Negative Marks: 0.25</w:t>
       </w:r>
     </w:p>
     <w:p>
-      <w:pPr>
-        <w:spacing w:after="0" w:before="0"/>
-      </w:pPr>
       <w:r>
-        <w:rPr>
-          <w:b w:val="0"/>
-          <w:sz w:val="20"/>
-        </w:rPr>
-        <w:t>Positive Marks: 1</w:t>
+        <w:t xml:space="preserve"/>
       </w:r>
     </w:p>
     <w:p>
-      <w:pPr>
-        <w:spacing w:after="160" w:before="0"/>
-      </w:pPr>
       <w:r>
-        <w:rPr>
-          <w:b w:val="0"/>
-          <w:sz w:val="20"/>
-        </w:rPr>
-        <w:t>Negative Marks: 0.25</w:t>
+        <w:t xml:space="preserve">Question: A client at 24 weeks gestation has a positive glucose tolerance test for gestational diabetes. The nurse should teach the client to:</w:t>
       </w:r>
     </w:p>
     <w:p>
-      <w:pPr>
-        <w:spacing w:after="20" w:before="120"/>
-      </w:pPr>
       <w:r>
-        <w:rPr>
-          <w:b/>
-          <w:sz w:val="22"/>
-        </w:rPr>
-        <w:t>Question: Which vaccine can be frozen?</w:t>
+        <w:t xml:space="preserve">(a) Monitor blood glucose levels and follow the prescribed diet</w:t>
       </w:r>
     </w:p>
     <w:p>
-      <w:pPr>
-        <w:spacing w:after="0" w:before="0"/>
-      </w:pPr>
       <w:r>
-        <w:rPr>
-          <w:b w:val="0"/>
-          <w:sz w:val="22"/>
-        </w:rPr>
-        <w:t>(a) BCG</w:t>
+        <w:t xml:space="preserve">(b) Eat more sweets to prevent hypoglycemia</w:t>
       </w:r>
     </w:p>
     <w:p>
-      <w:pPr>
-        <w:spacing w:after="0" w:before="0"/>
-      </w:pPr>
       <w:r>
-        <w:rPr>
-          <w:b w:val="0"/>
-          <w:sz w:val="22"/>
-        </w:rPr>
-        <w:t>(b) polio</w:t>
+        <w:t xml:space="preserve">(c) Skip meals to control glucose</w:t>
       </w:r>
     </w:p>
     <w:p>
-      <w:pPr>
-        <w:spacing w:after="0" w:before="0"/>
-      </w:pPr>
       <w:r>
-        <w:rPr>
-          <w:b w:val="0"/>
-          <w:sz w:val="22"/>
-        </w:rPr>
-        <w:t>(c) MMR</w:t>
+        <w:t xml:space="preserve">(d) Take oral insulin without blood glucose monitoring</w:t>
       </w:r>
     </w:p>
     <w:p>
-      <w:pPr>
-        <w:spacing w:after="0" w:before="0"/>
-      </w:pPr>
       <w:r>
-        <w:rPr>
-          <w:b w:val="0"/>
-          <w:sz w:val="22"/>
-        </w:rPr>
-        <w:t>(d) DPT/DT</w:t>
+        <w:t xml:space="preserve">Answer: a</w:t>
       </w:r>
     </w:p>
     <w:p>
-      <w:pPr>
-        <w:spacing w:after="0" w:before="40"/>
-      </w:pPr>
       <w:r>
-        <w:rPr>
-          <w:b/>
-          <w:sz w:val="22"/>
-        </w:rPr>
-        <w:t>Answer: c</w:t>
+        <w:t xml:space="preserve">Solution: Gestational diabetes is managed with blood glucose monitoring, a controlled diet, and insulin if needed. Skipping meals and excess sweets cause glucose swings.</w:t>
       </w:r>
     </w:p>
     <w:p>
-      <w:pPr>
-        <w:spacing w:after="0" w:before="0"/>
-      </w:pPr>
       <w:r>
-        <w:rPr>
-          <w:b w:val="0"/>
-          <w:sz w:val="21"/>
-        </w:rPr>
-        <w:t>Solution: Freeze-dried vaccines such as MMR can be stored frozen, whereas liquid vaccines containing adjuvants (DPT, TT, Hepatitis B) must never be frozen.</w:t>
+        <w:t xml:space="preserve">Positive Marks: 1</w:t>
       </w:r>
     </w:p>
     <w:p>
-      <w:pPr>
-        <w:spacing w:after="0" w:before="0"/>
-      </w:pPr>
       <w:r>
-        <w:rPr>
-          <w:b w:val="0"/>
-          <w:sz w:val="20"/>
-        </w:rPr>
-        <w:t>Positive Marks: 1</w:t>
+        <w:t xml:space="preserve">Negative Marks: 0.25</w:t>
       </w:r>
     </w:p>
     <w:p>
-      <w:pPr>
-        <w:spacing w:after="160" w:before="0"/>
-      </w:pPr>
       <w:r>
-        <w:rPr>
-          <w:b w:val="0"/>
-          <w:sz w:val="20"/>
-        </w:rPr>
-        <w:t>Negative Marks: 0.25</w:t>
+        <w:t xml:space="preserve"/>
       </w:r>
     </w:p>
     <w:p>
-      <w:pPr>
-        <w:spacing w:after="20" w:before="120"/>
-      </w:pPr>
       <w:r>
-        <w:rPr>
-          <w:b/>
-          <w:sz w:val="22"/>
-        </w:rPr>
-        <w:t>Question: Your finding emulcificaiton of fat in TPN bag. As a nurse what is your immediate action?</w:t>
+        <w:t xml:space="preserve">Question: A newborn with physiological jaundice is receiving phototherapy. Which nursing intervention is essential?</w:t>
       </w:r>
     </w:p>
     <w:p>
-      <w:pPr>
-        <w:spacing w:after="0" w:before="0"/>
-      </w:pPr>
       <w:r>
-        <w:rPr>
-          <w:b w:val="0"/>
-          <w:sz w:val="22"/>
-        </w:rPr>
-        <w:t>(a) Nothing to do</w:t>
+        <w:t xml:space="preserve">(a) Protect the newborn's eyes with eye shields</w:t>
       </w:r>
     </w:p>
     <w:p>
-      <w:pPr>
-        <w:spacing w:after="0" w:before="0"/>
-      </w:pPr>
       <w:r>
-        <w:rPr>
-          <w:b w:val="0"/>
-          <w:sz w:val="22"/>
-        </w:rPr>
-        <w:t>(b) Rubing the bag</w:t>
+        <w:t xml:space="preserve">(b) Apply lotion to the skin to prevent dryness</w:t>
       </w:r>
     </w:p>
     <w:p>
-      <w:pPr>
-        <w:spacing w:after="0" w:before="0"/>
-      </w:pPr>
       <w:r>
-        <w:rPr>
-          <w:b w:val="0"/>
-          <w:sz w:val="22"/>
-        </w:rPr>
-        <w:t>(c) Change the new bag</w:t>
+        <w:t xml:space="preserve">(c) Dress the newborn in heavy clothing</w:t>
       </w:r>
     </w:p>
     <w:p>
-      <w:pPr>
-        <w:spacing w:after="0" w:before="0"/>
-      </w:pPr>
       <w:r>
-        <w:rPr>
-          <w:b w:val="0"/>
-          <w:sz w:val="22"/>
-        </w:rPr>
-        <w:t>(d) Administer fast</w:t>
+        <w:t xml:space="preserve">(d) Discontinue breastfeeding during treatment</w:t>
       </w:r>
     </w:p>
     <w:p>
-      <w:pPr>
-        <w:spacing w:after="0" w:before="40"/>
-      </w:pPr>
       <w:r>
-        <w:rPr>
-          <w:b/>
-          <w:sz w:val="22"/>
-        </w:rPr>
-        <w:t>Answer: c</w:t>
+        <w:t xml:space="preserve">Answer: a</w:t>
       </w:r>
     </w:p>
     <w:p>
-      <w:pPr>
-        <w:spacing w:after="0" w:before="0"/>
-      </w:pPr>
       <w:r>
-        <w:rPr>
-          <w:b w:val="0"/>
-          <w:sz w:val="21"/>
-        </w:rPr>
-        <w:t>Solution: Emulsification (separation) of fat in a TPN bag indicates instability of the solution; the bag must be discarded and replaced.</w:t>
+        <w:t xml:space="preserve">Solution: During phototherapy, the newborn's eyes are covered with protective shields to prevent retinal damage. The baby is undressed (except diaper), skin lotions are avoided, and breastfeeding continues.</w:t>
       </w:r>
     </w:p>
     <w:p>
-      <w:pPr>
-        <w:spacing w:after="0" w:before="0"/>
-      </w:pPr>
       <w:r>
-        <w:rPr>
-          <w:b w:val="0"/>
-          <w:sz w:val="20"/>
-        </w:rPr>
-        <w:t>Positive Marks: 1</w:t>
+        <w:t xml:space="preserve">Positive Marks: 1</w:t>
       </w:r>
     </w:p>
     <w:p>
-      <w:pPr>
-        <w:spacing w:after="160" w:before="0"/>
-      </w:pPr>
       <w:r>
-        <w:rPr>
-          <w:b w:val="0"/>
-          <w:sz w:val="20"/>
-        </w:rPr>
-        <w:t>Negative Marks: 0.25</w:t>
+        <w:t xml:space="preserve">Negative Marks: 0.25</w:t>
       </w:r>
     </w:p>
     <w:p>
-      <w:pPr>
-        <w:spacing w:after="20" w:before="120"/>
-      </w:pPr>
       <w:r>
-        <w:rPr>
-          <w:b/>
-          <w:sz w:val="22"/>
-        </w:rPr>
-        <w:t>Question: Which nutrient is found in an average-sized egg?</w:t>
+        <w:t xml:space="preserve">Question: A client with schizophrenia is experiencing auditory hallucinations telling him to hurt himself. The priority nursing action is:</w:t>
       </w:r>
     </w:p>
     <w:p>
-      <w:pPr>
-        <w:spacing w:after="0" w:before="0"/>
-      </w:pPr>
       <w:r>
-        <w:rPr>
-          <w:b w:val="0"/>
-          <w:sz w:val="22"/>
-        </w:rPr>
-        <w:t>(a) 25 gm Iron</w:t>
+        <w:t xml:space="preserve">(a) Initiate suicide precautions and stay with the client</w:t>
       </w:r>
     </w:p>
     <w:p>
-      <w:pPr>
-        <w:spacing w:after="0" w:before="0"/>
-      </w:pPr>
       <w:r>
-        <w:rPr>
-          <w:b w:val="0"/>
-          <w:sz w:val="22"/>
-        </w:rPr>
-        <w:t>(b) 6 gm Fat</w:t>
+        <w:t xml:space="preserve">(b) Tell the client the voices are not real and leave</w:t>
       </w:r>
     </w:p>
     <w:p>
-      <w:pPr>
-        <w:spacing w:after="0" w:before="0"/>
-      </w:pPr>
       <w:r>
-        <w:rPr>
-          <w:b w:val="0"/>
-          <w:sz w:val="22"/>
-        </w:rPr>
-        <w:t>(c) 80gm Vitamin C</w:t>
+        <w:t xml:space="preserve">(c) Ignore the client's reports</w:t>
       </w:r>
     </w:p>
     <w:p>
-      <w:pPr>
-        <w:spacing w:after="0" w:before="0"/>
-      </w:pPr>
       <w:r>
-        <w:rPr>
-          <w:b w:val="0"/>
-          <w:sz w:val="22"/>
-        </w:rPr>
-        <w:t>(d) 6 gm Protein</w:t>
+        <w:t xml:space="preserve">(d) Give the client a pass to walk alone</w:t>
       </w:r>
     </w:p>
     <w:p>
-      <w:pPr>
-        <w:spacing w:after="0" w:before="40"/>
-      </w:pPr>
       <w:r>
-        <w:rPr>
-          <w:b/>
-          <w:sz w:val="22"/>
-        </w:rPr>
-        <w:t>Answer: d</w:t>
+        <w:t xml:space="preserve">Answer: a</w:t>
       </w:r>
     </w:p>
     <w:p>
-      <w:pPr>
-        <w:spacing w:after="0" w:before="0"/>
-      </w:pPr>
       <w:r>
-        <w:rPr>
-          <w:b w:val="0"/>
-          <w:sz w:val="21"/>
-        </w:rPr>
-        <w:t>Solution: An average-sized egg contains approximately 6 grams of protein (option B). Eggs are a good source of high-quality protein and are often considered a complete protein because they contain all the essential amino acids in the right proportions. While eggs do contain some fat, the amount varies depending on the size of the egg and the specific yolk-to-white ratio. The diseases carriers (common Hies wat mosquito) Protein vitamin content of an egg, including Vitamin C, is relatively low compared to other nutrients. However, eggs are a good source of several vitamins, including Vitamin A, Vitamin D, Vitamin E, and various B vitamins.</w:t>
+        <w:t xml:space="preserve">Solution: Command hallucinations with self-harm content are a safety emergency. The nurse initiates suicide precautions, provides one-to-one observation, and keeps the environment safe.</w:t>
       </w:r>
     </w:p>
     <w:p>
-      <w:pPr>
-        <w:spacing w:after="0" w:before="0"/>
-      </w:pPr>
       <w:r>
-        <w:rPr>
-          <w:b w:val="0"/>
-          <w:sz w:val="20"/>
-        </w:rPr>
-        <w:t>Positive Marks: 1</w:t>
+        <w:t xml:space="preserve">Positive Marks: 1</w:t>
       </w:r>
     </w:p>
     <w:p>
-      <w:pPr>
-        <w:spacing w:after="160" w:before="0"/>
-      </w:pPr>
       <w:r>
-        <w:rPr>
-          <w:b w:val="0"/>
-          <w:sz w:val="20"/>
-        </w:rPr>
-        <w:t>Negative Marks: 0.25</w:t>
+        <w:t xml:space="preserve">Negative Marks: 0.25</w:t>
       </w:r>
     </w:p>
     <w:p>
-      <w:pPr>
-        <w:spacing w:after="20" w:before="120"/>
-      </w:pPr>
       <w:r>
-        <w:rPr>
-          <w:b/>
-          <w:sz w:val="22"/>
-        </w:rPr>
-        <w:t>Question: What is the dose of iron-folic acid (IFA) prescribed for pregnant women in the Anaemia Mukht Bharat campaign?</w:t>
+        <w:t xml:space="preserve"/>
       </w:r>
     </w:p>
     <w:p>
-      <w:pPr>
-        <w:spacing w:after="0" w:before="0"/>
-      </w:pPr>
       <w:r>
-        <w:rPr>
-          <w:b w:val="0"/>
-          <w:sz w:val="22"/>
-        </w:rPr>
-        <w:t>(a) 30 mg 200 mg</w:t>
+        <w:t xml:space="preserve">Question: A client with dementia is wandering the unit at night. Which nursing intervention is most appropriate?</w:t>
       </w:r>
     </w:p>
     <w:p>
-      <w:pPr>
-        <w:spacing w:after="0" w:before="0"/>
-      </w:pPr>
       <w:r>
-        <w:rPr>
-          <w:b w:val="0"/>
-          <w:sz w:val="22"/>
-        </w:rPr>
-        <w:t>(b) 100 mg 250 mg</w:t>
+        <w:t xml:space="preserve">(a) Use a calm, structured environment and reorient the client</w:t>
       </w:r>
     </w:p>
     <w:p>
-      <w:pPr>
-        <w:spacing w:after="0" w:before="0"/>
-      </w:pPr>
       <w:r>
-        <w:rPr>
-          <w:b w:val="0"/>
-          <w:sz w:val="22"/>
-        </w:rPr>
-        <w:t>(c) 20 mg 150 mg</w:t>
+        <w:t xml:space="preserve">(b) Place the client in restraints immediately</w:t>
       </w:r>
     </w:p>
     <w:p>
-      <w:pPr>
-        <w:spacing w:after="0" w:before="0"/>
-      </w:pPr>
       <w:r>
-        <w:rPr>
-          <w:b w:val="0"/>
-          <w:sz w:val="22"/>
-        </w:rPr>
-        <w:t>(d) 60 mg 500 mcg</w:t>
+        <w:t xml:space="preserve">(c) Scold the client for wandering</w:t>
       </w:r>
     </w:p>
     <w:p>
-      <w:pPr>
-        <w:spacing w:after="0" w:before="40"/>
-      </w:pPr>
       <w:r>
-        <w:rPr>
-          <w:b/>
-          <w:sz w:val="22"/>
-        </w:rPr>
-        <w:t>Answer: d</w:t>
+        <w:t xml:space="preserve">(d) Allow the client to leave the unit</w:t>
       </w:r>
     </w:p>
     <w:p>
-      <w:pPr>
-        <w:spacing w:after="0" w:before="0"/>
-      </w:pPr>
       <w:r>
-        <w:rPr>
-          <w:b w:val="0"/>
-          <w:sz w:val="21"/>
-        </w:rPr>
-        <w:t>Solution: In the Anaemia Mukht Bharat campaign, the recommended dose of iron-folic acid (IFA) prescribed for pregnant women is 60 mg of elemental iron and 500 mcg of folic acid (option d). Anaemia is a common health issue during pregnancy, and IFA supplementation is an essential intervention to prevent and treat iron deficiency anaemia. The Anaemia Mukht Bharat campaign is a national program in India aimed at combating anaemia among pregnant women. The recommended IFA dose provided through this program ensures adequate iron and folic acid intake, promoting healthy pregnancies and reducing the prevalence of anaemia.</w:t>
+        <w:t xml:space="preserve">Answer: a</w:t>
       </w:r>
     </w:p>
     <w:p>
-      <w:pPr>
-        <w:spacing w:after="0" w:before="0"/>
-      </w:pPr>
       <w:r>
-        <w:rPr>
-          <w:b w:val="0"/>
-          <w:sz w:val="20"/>
-        </w:rPr>
-        <w:t>Positive Marks: 1</w:t>
+        <w:t xml:space="preserve">Solution: Wandering is managed with a calm, structured routine, reorientation, and a safe environment. Restraints are a last resort, and scolding increases agitation.</w:t>
       </w:r>
     </w:p>
     <w:p>
-      <w:pPr>
-        <w:spacing w:after="160" w:before="0"/>
-      </w:pPr>
       <w:r>
-        <w:rPr>
-          <w:b w:val="0"/>
-          <w:sz w:val="20"/>
-        </w:rPr>
-        <w:t>Negative Marks: 0.25</w:t>
+        <w:t xml:space="preserve">Positive Marks: 1</w:t>
       </w:r>
     </w:p>
     <w:p>
-      <w:pPr>
-        <w:spacing w:after="20" w:before="120"/>
-      </w:pPr>
       <w:r>
-        <w:rPr>
-          <w:b/>
-          <w:sz w:val="22"/>
-        </w:rPr>
-        <w:t>Question: Most heat sensitive vaccine is:</w:t>
+        <w:t xml:space="preserve">Negative Marks: 0.25</w:t>
       </w:r>
     </w:p>
     <w:p>
-      <w:pPr>
-        <w:spacing w:after="0" w:before="0"/>
-      </w:pPr>
       <w:r>
-        <w:rPr>
-          <w:b w:val="0"/>
-          <w:sz w:val="22"/>
-        </w:rPr>
-        <w:t>(a) Measles</w:t>
+        <w:t xml:space="preserve"/>
       </w:r>
     </w:p>
     <w:p>
-      <w:pPr>
-        <w:spacing w:after="0" w:before="0"/>
-      </w:pPr>
       <w:r>
-        <w:rPr>
-          <w:b w:val="0"/>
-          <w:sz w:val="22"/>
-        </w:rPr>
-        <w:t>(b) DPT</w:t>
+        <w:t xml:space="preserve">Question: The nurse is caring for a client with post-traumatic stress disorder (PTSD) who is having a flashback. Which intervention is most therapeutic?</w:t>
       </w:r>
     </w:p>
     <w:p>
-      <w:pPr>
-        <w:spacing w:after="0" w:before="0"/>
-      </w:pPr>
       <w:r>
-        <w:rPr>
-          <w:b w:val="0"/>
-          <w:sz w:val="22"/>
-        </w:rPr>
-        <w:t>(c) OPV</w:t>
+        <w:t xml:space="preserve">(a) Speak calmly, orient the client to the present, and ensure safety</w:t>
       </w:r>
     </w:p>
     <w:p>
-      <w:pPr>
-        <w:spacing w:after="0" w:before="0"/>
-      </w:pPr>
       <w:r>
-        <w:rPr>
-          <w:b w:val="0"/>
-          <w:sz w:val="22"/>
-        </w:rPr>
-        <w:t>(d) Hepatitis B</w:t>
+        <w:t xml:space="preserve">(b) Physically restrain the client</w:t>
       </w:r>
     </w:p>
     <w:p>
-      <w:pPr>
-        <w:spacing w:after="0" w:before="40"/>
-      </w:pPr>
       <w:r>
-        <w:rPr>
-          <w:b/>
-          <w:sz w:val="22"/>
-        </w:rPr>
-        <w:t>Answer: c</w:t>
+        <w:t xml:space="preserve">(c) Argue with the client about the reality of the event</w:t>
       </w:r>
     </w:p>
     <w:p>
-      <w:pPr>
-        <w:spacing w:after="0" w:before="0"/>
-      </w:pPr>
       <w:r>
-        <w:rPr>
-          <w:b w:val="0"/>
-          <w:sz w:val="21"/>
-        </w:rPr>
-        <w:t>Solution: OPV (oral polio vaccine) is the most heat-sensitive vaccine and must be stored at -20°C.</w:t>
+        <w:t xml:space="preserve">(d) Leave the client alone to work it out</w:t>
       </w:r>
     </w:p>
     <w:p>
-      <w:pPr>
-        <w:spacing w:after="0" w:before="0"/>
-      </w:pPr>
       <w:r>
-        <w:rPr>
-          <w:b w:val="0"/>
-          <w:sz w:val="20"/>
-        </w:rPr>
-        <w:t>Positive Marks: 1</w:t>
+        <w:t xml:space="preserve">Answer: a</w:t>
       </w:r>
     </w:p>
     <w:p>
-      <w:pPr>
-        <w:spacing w:after="160" w:before="0"/>
-      </w:pPr>
       <w:r>
-        <w:rPr>
-          <w:b w:val="0"/>
-          <w:sz w:val="20"/>
-        </w:rPr>
-        <w:t>Negative Marks: 0.25</w:t>
+        <w:t xml:space="preserve">Solution: During a flashback, the nurse stays calm, uses grounding techniques (names, date, place), and ensures safety. Arguing and restraint increase distress.</w:t>
       </w:r>
     </w:p>
     <w:p>
-      <w:pPr>
-        <w:spacing w:after="20" w:before="120"/>
-      </w:pPr>
       <w:r>
-        <w:rPr>
-          <w:b/>
-          <w:sz w:val="22"/>
-        </w:rPr>
-        <w:t>Question: What is the initial nursing action when a patient receiving a deferoxamine infusion develops flushing of face, urticaria and hypotension?</w:t>
+        <w:t xml:space="preserve">Positive Marks: 1</w:t>
       </w:r>
     </w:p>
     <w:p>
-      <w:pPr>
-        <w:spacing w:after="0" w:before="0"/>
-      </w:pPr>
       <w:r>
-        <w:rPr>
-          <w:b w:val="0"/>
-          <w:sz w:val="22"/>
-        </w:rPr>
-        <w:t>(a) Stop the Infusion</w:t>
+        <w:t xml:space="preserve">Negative Marks: 0.25</w:t>
       </w:r>
     </w:p>
     <w:p>
-      <w:pPr>
-        <w:spacing w:after="0" w:before="0"/>
-      </w:pPr>
       <w:r>
-        <w:rPr>
-          <w:b w:val="0"/>
-          <w:sz w:val="22"/>
-        </w:rPr>
-        <w:t>(b) Continue the Infusion</w:t>
+        <w:t xml:space="preserve"/>
       </w:r>
     </w:p>
     <w:p>
-      <w:pPr>
-        <w:spacing w:after="0" w:before="0"/>
-      </w:pPr>
       <w:r>
-        <w:rPr>
-          <w:b w:val="0"/>
-          <w:sz w:val="22"/>
-        </w:rPr>
-        <w:t>(c) Assess the vital signs</w:t>
+        <w:t xml:space="preserve">Question: A nurse is assessing a client's level of consciousness using the Glasgow Coma Scale. The client opens eyes to pain, says incomprehensible words, and withdraws from pain. The total score is:</w:t>
       </w:r>
     </w:p>
     <w:p>
-      <w:pPr>
-        <w:spacing w:after="0" w:before="0"/>
-      </w:pPr>
       <w:r>
-        <w:rPr>
-          <w:b w:val="0"/>
-          <w:sz w:val="22"/>
-        </w:rPr>
-        <w:t>(d) Inform to the physician</w:t>
+        <w:t xml:space="preserve">(a) 9</w:t>
       </w:r>
     </w:p>
     <w:p>
-      <w:pPr>
-        <w:spacing w:after="0" w:before="40"/>
-      </w:pPr>
       <w:r>
-        <w:rPr>
-          <w:b/>
-          <w:sz w:val="22"/>
-        </w:rPr>
-        <w:t>Answer: a</w:t>
+        <w:t xml:space="preserve">(b) 7</w:t>
       </w:r>
     </w:p>
     <w:p>
-      <w:pPr>
-        <w:spacing w:after="0" w:before="0"/>
-      </w:pPr>
       <w:r>
-        <w:rPr>
-          <w:b w:val="0"/>
-          <w:sz w:val="21"/>
-        </w:rPr>
-        <w:t>Solution: The initial nursing action when a patient receiving deferoxamine infusion intravenously experiences flushing of face, urticaria, hypotension, and headache is to stop the infusion. Deferoxamine is an iron-chelating agent that is used in the treatment of iron overload. Adverse reactions such as allergic reactions can occur during the infusion. The nurse should closely monitor the patient during the infusion and stop the infusion immediately if any adverse reactions are observed (Potter, P. A., &amp; Perry, A. G. (2016). Fundamentals of nursing. Elsevier Health Sciences. ).</w:t>
+        <w:t xml:space="preserve">(c) 11</w:t>
       </w:r>
     </w:p>
     <w:p>
-      <w:pPr>
-        <w:spacing w:after="0" w:before="0"/>
-      </w:pPr>
       <w:r>
-        <w:rPr>
-          <w:b w:val="0"/>
-          <w:sz w:val="20"/>
-        </w:rPr>
-        <w:t>Positive Marks: 1</w:t>
+        <w:t xml:space="preserve">(d) 13</w:t>
       </w:r>
     </w:p>
     <w:p>
-      <w:pPr>
-        <w:spacing w:after="160" w:before="0"/>
-      </w:pPr>
       <w:r>
-        <w:rPr>
-          <w:b w:val="0"/>
-          <w:sz w:val="20"/>
-        </w:rPr>
-        <w:t>Negative Marks: 0.25</w:t>
+        <w:t xml:space="preserve">Answer: a</w:t>
       </w:r>
     </w:p>
     <w:p>
-      <w:pPr>
-        <w:spacing w:after="20" w:before="120"/>
-      </w:pPr>
       <w:r>
-        <w:rPr>
-          <w:b/>
-          <w:sz w:val="22"/>
-        </w:rPr>
-        <w:t>Question: Which of the following Is not used before ECT Procedure?</w:t>
+        <w:t xml:space="preserve">Solution: Eyes open to pain = 2, incomprehensible words = 2, withdraws from pain = 4. Total = 2 + 2 + 4 = 9.</w:t>
       </w:r>
     </w:p>
     <w:p>
-      <w:pPr>
-        <w:spacing w:after="0" w:before="0"/>
-      </w:pPr>
       <w:r>
-        <w:rPr>
-          <w:b w:val="0"/>
-          <w:sz w:val="22"/>
-        </w:rPr>
-        <w:t>(a) NPO</w:t>
+        <w:t xml:space="preserve">Positive Marks: 1</w:t>
       </w:r>
     </w:p>
     <w:p>
-      <w:pPr>
-        <w:spacing w:after="0" w:before="0"/>
-      </w:pPr>
       <w:r>
-        <w:rPr>
-          <w:b w:val="0"/>
-          <w:sz w:val="22"/>
-        </w:rPr>
-        <w:t>(b) Have light meal before the procedure</w:t>
+        <w:t xml:space="preserve">Negative Marks: 0.25</w:t>
       </w:r>
     </w:p>
     <w:p>
-      <w:pPr>
-        <w:spacing w:after="0" w:before="0"/>
-      </w:pPr>
       <w:r>
-        <w:rPr>
-          <w:b w:val="0"/>
-          <w:sz w:val="22"/>
-        </w:rPr>
-        <w:t>(c) Premedication with anticholinergic</w:t>
+        <w:t xml:space="preserve"/>
       </w:r>
     </w:p>
     <w:p>
-      <w:pPr>
-        <w:spacing w:after="0" w:before="0"/>
-      </w:pPr>
       <w:r>
-        <w:rPr>
-          <w:b w:val="0"/>
-          <w:sz w:val="22"/>
-        </w:rPr>
-        <w:t>(d) Wash the oils from hair</w:t>
+        <w:t xml:space="preserve">Question: The community health nurse is conducting a survey to identify cases of malnutrition in a village. This activity is an example of:</w:t>
       </w:r>
     </w:p>
     <w:p>
-      <w:pPr>
-        <w:spacing w:after="0" w:before="40"/>
-      </w:pPr>
       <w:r>
-        <w:rPr>
-          <w:b/>
-          <w:sz w:val="22"/>
-        </w:rPr>
-        <w:t>Answer: b</w:t>
+        <w:t xml:space="preserve">(a) Community diagnosis</w:t>
       </w:r>
     </w:p>
     <w:p>
-      <w:pPr>
-        <w:spacing w:after="0" w:before="0"/>
-      </w:pPr>
       <w:r>
-        <w:rPr>
-          <w:b w:val="0"/>
-          <w:sz w:val="21"/>
-        </w:rPr>
-        <w:t>Solution: Before the administration of electroconvulsive therapy (ECT), it is not recommended to have a light meal. The reason is that ECT requires the patient to be under general anesthesia, and having a meal prior to the procedure increases the risk of aspiration, where stomach contents can enter the lungs during anesthesia induction. Therefore, it is advised for patients to follow NPO (nothing by mouth) guidelines for a specific duration before ECT to minimize the risk of complications. "The Maudsley Prescribing Guidelines in Psychiatry</w:t>
+        <w:t xml:space="preserve">(b) Tertiary prevention</w:t>
       </w:r>
     </w:p>
     <w:p>
-      <w:pPr>
-        <w:spacing w:after="0" w:before="0"/>
-      </w:pPr>
       <w:r>
-        <w:rPr>
-          <w:b w:val="0"/>
-          <w:sz w:val="20"/>
-        </w:rPr>
-        <w:t>Positive Marks: 1</w:t>
+        <w:t xml:space="preserve">(c) Health planning</w:t>
       </w:r>
     </w:p>
     <w:p>
-      <w:pPr>
-        <w:spacing w:after="160" w:before="0"/>
-      </w:pPr>
       <w:r>
-        <w:rPr>
-          <w:b w:val="0"/>
-          <w:sz w:val="20"/>
-        </w:rPr>
-        <w:t>Negative Marks: 0.25</w:t>
+        <w:t xml:space="preserve">(d) Program evaluation</w:t>
       </w:r>
     </w:p>
     <w:p>
-      <w:pPr>
-        <w:spacing w:after="20" w:before="120"/>
-      </w:pPr>
       <w:r>
-        <w:rPr>
-          <w:b/>
-          <w:sz w:val="22"/>
-        </w:rPr>
-        <w:t>Question: A client with cirrhosis becomes confused, drowsy and develops asterixis. Which nursing action has the highest priority?</w:t>
+        <w:t xml:space="preserve">Answer: a</w:t>
       </w:r>
     </w:p>
     <w:p>
-      <w:pPr>
-        <w:spacing w:after="0" w:before="0"/>
-      </w:pPr>
       <w:r>
-        <w:rPr>
-          <w:b w:val="0"/>
-          <w:sz w:val="22"/>
-        </w:rPr>
-        <w:t>(a) Restrict dietary protein immediately</w:t>
+        <w:t xml:space="preserve">Solution: Identifying health problems and their distribution in a community (e.g., malnutrition prevalence) is community diagnosis — the assessment phase of community health nursing.</w:t>
       </w:r>
     </w:p>
     <w:p>
-      <w:pPr>
-        <w:spacing w:after="0" w:before="0"/>
-      </w:pPr>
       <w:r>
-        <w:rPr>
-          <w:b w:val="0"/>
-          <w:sz w:val="22"/>
-        </w:rPr>
-        <w:t>(b) Prepare to administer lactulose as ordered</w:t>
+        <w:t xml:space="preserve">Positive Marks: 1</w:t>
       </w:r>
     </w:p>
     <w:p>
-      <w:pPr>
-        <w:spacing w:after="0" w:before="0"/>
-      </w:pPr>
       <w:r>
-        <w:rPr>
-          <w:b w:val="0"/>
-          <w:sz w:val="22"/>
-        </w:rPr>
-        <w:t>(c) Place the client in the supine position</w:t>
+        <w:t xml:space="preserve">Negative Marks: 0.25</w:t>
       </w:r>
     </w:p>
     <w:p>
-      <w:pPr>
-        <w:spacing w:after="0" w:before="0"/>
-      </w:pPr>
       <w:r>
-        <w:rPr>
-          <w:b w:val="0"/>
-          <w:sz w:val="22"/>
-        </w:rPr>
-        <w:t>(d) Increase dietary sodium intake</w:t>
+        <w:t xml:space="preserve"/>
       </w:r>
     </w:p>
     <w:p>
-      <w:pPr>
-        <w:spacing w:after="0" w:before="40"/>
-      </w:pPr>
       <w:r>
-        <w:rPr>
-          <w:b/>
-          <w:sz w:val="22"/>
-        </w:rPr>
-        <w:t>Answer: b</w:t>
+        <w:t xml:space="preserve">Question: A client is prescribed a 1500 mL fluid restriction over 24 hours. How many mL can the client drink per shift (8 hours)?</w:t>
       </w:r>
     </w:p>
     <w:p>
-      <w:pPr>
-        <w:spacing w:after="0" w:before="0"/>
-      </w:pPr>
       <w:r>
-        <w:rPr>
-          <w:b w:val="0"/>
-          <w:sz w:val="21"/>
-        </w:rPr>
-        <w:t>Solution: Confusion and asterixis indicate hepatic encephalopathy; lactulose reduces serum ammonia (by trapping it in the gut) and is the priority treatment.</w:t>
+        <w:t xml:space="preserve">(a) 500 mL</w:t>
       </w:r>
     </w:p>
     <w:p>
-      <w:pPr>
-        <w:spacing w:after="0" w:before="0"/>
-      </w:pPr>
       <w:r>
-        <w:rPr>
-          <w:b w:val="0"/>
-          <w:sz w:val="20"/>
-        </w:rPr>
-        <w:t>Positive Marks: 1</w:t>
+        <w:t xml:space="preserve">(b) 750 mL</w:t>
       </w:r>
     </w:p>
     <w:p>
-      <w:pPr>
-        <w:spacing w:after="160" w:before="0"/>
-      </w:pPr>
       <w:r>
-        <w:rPr>
-          <w:b w:val="0"/>
-          <w:sz w:val="20"/>
-        </w:rPr>
-        <w:t>Negative Marks: 0.25</w:t>
+        <w:t xml:space="preserve">(c) 300 mL</w:t>
       </w:r>
     </w:p>
     <w:p>
-      <w:pPr>
-        <w:spacing w:after="20" w:before="120"/>
-      </w:pPr>
       <w:r>
-        <w:rPr>
-          <w:b/>
-          <w:sz w:val="22"/>
-        </w:rPr>
-        <w:t>Question: What is the immediate action when a patient is found unresponsive without a pulse or breathing?</w:t>
+        <w:t xml:space="preserve">(d) 1000 mL</w:t>
       </w:r>
     </w:p>
     <w:p>
-      <w:pPr>
-        <w:spacing w:after="0" w:before="0"/>
-      </w:pPr>
       <w:r>
-        <w:rPr>
-          <w:b w:val="0"/>
-          <w:sz w:val="22"/>
-        </w:rPr>
-        <w:t>(a) Give 20-22 breaths then assess for 2 minutes</w:t>
+        <w:t xml:space="preserve">Answer: a</w:t>
       </w:r>
     </w:p>
     <w:p>
-      <w:pPr>
-        <w:spacing w:after="0" w:before="0"/>
-      </w:pPr>
       <w:r>
-        <w:rPr>
-          <w:b w:val="0"/>
-          <w:sz w:val="22"/>
-        </w:rPr>
-        <w:t>(b) Inform Physician</w:t>
+        <w:t xml:space="preserve">Solution: 1500 mL ÷ 3 shifts = 500 mL per 8-hour shift (assuming even distribution).</w:t>
       </w:r>
     </w:p>
     <w:p>
-      <w:pPr>
-        <w:spacing w:after="0" w:before="0"/>
-      </w:pPr>
       <w:r>
-        <w:rPr>
-          <w:b w:val="0"/>
-          <w:sz w:val="22"/>
-        </w:rPr>
-        <w:t>(c) Start CPR</w:t>
+        <w:t xml:space="preserve">Positive Marks: 1</w:t>
       </w:r>
     </w:p>
     <w:p>
-      <w:pPr>
-        <w:spacing w:after="0" w:before="0"/>
-      </w:pPr>
       <w:r>
-        <w:rPr>
-          <w:b w:val="0"/>
-          <w:sz w:val="22"/>
-        </w:rPr>
-        <w:t>(d) Give 10-12 breaths then reassess</w:t>
+        <w:t xml:space="preserve">Negative Marks: 0.25</w:t>
       </w:r>
     </w:p>
     <w:p>
-      <w:pPr>
-        <w:spacing w:after="0" w:before="40"/>
-      </w:pPr>
       <w:r>
-        <w:rPr>
-          <w:b/>
-          <w:sz w:val="22"/>
-        </w:rPr>
-        <w:t>Answer: c</w:t>
+        <w:t xml:space="preserve"/>
       </w:r>
     </w:p>
     <w:p>
-      <w:pPr>
-        <w:spacing w:after="0" w:before="0"/>
-      </w:pPr>
       <w:r>
-        <w:rPr>
-          <w:b w:val="0"/>
-          <w:sz w:val="21"/>
-        </w:rPr>
-        <w:t>Solution: The immediate action that should be taken when a patient is found unresponsive without a pulse or breathing is to start CPR (cardiopulmonary resuscitation) immediately. According to the American Heart Association (AHA), CPR is a series of lifesaving steps that should be initiated as soon as possible to help the victim until advanced medical care arrives. The steps include chest compressions, rescue breaths, and defibrillation (if available). Calling for emergency medical services should also be done at the same time as starting CPR. The AHA emphasizes that early and effective CPR can double or triple the chances of survival in cardiac arrest cases.</w:t>
+        <w:t xml:space="preserve">Question: A nurse is calculating the IV flow rate for 500 mL of fluid to infuse over 4 hours with a drop factor of 15 gtt/mL. The flow rate in gtt/min is:</w:t>
       </w:r>
     </w:p>
     <w:p>
-      <w:pPr>
-        <w:spacing w:after="0" w:before="0"/>
-      </w:pPr>
       <w:r>
-        <w:rPr>
-          <w:b w:val="0"/>
-          <w:sz w:val="20"/>
-        </w:rPr>
-        <w:t>Positive Marks: 1</w:t>
+        <w:t xml:space="preserve">(a) 31 gtt/min</w:t>
       </w:r>
     </w:p>
     <w:p>
-      <w:pPr>
-        <w:spacing w:after="160" w:before="0"/>
-      </w:pPr>
       <w:r>
-        <w:rPr>
-          <w:b w:val="0"/>
-          <w:sz w:val="20"/>
-        </w:rPr>
-        <w:t>Negative Marks: 0.25</w:t>
+        <w:t xml:space="preserve">(b) 25 gtt/min</w:t>
       </w:r>
     </w:p>
     <w:p>
-      <w:pPr>
-        <w:spacing w:after="20" w:before="120"/>
-      </w:pPr>
       <w:r>
-        <w:rPr>
-          <w:b/>
-          <w:sz w:val="22"/>
-        </w:rPr>
-        <w:t>Question: The nurse notes that a client's abdominal wound has dehisced and bowel is protruding. What should the nurse do FIRST?</w:t>
+        <w:t xml:space="preserve">(c) 42 gtt/min</w:t>
       </w:r>
     </w:p>
     <w:p>
-      <w:pPr>
-        <w:spacing w:after="0" w:before="0"/>
-      </w:pPr>
       <w:r>
-        <w:rPr>
-          <w:b w:val="0"/>
-          <w:sz w:val="22"/>
-        </w:rPr>
-        <w:t>(a) Apply a dry sterile dressing</w:t>
+        <w:t xml:space="preserve">(d) 15 gtt/min</w:t>
       </w:r>
     </w:p>
     <w:p>
-      <w:pPr>
-        <w:spacing w:after="0" w:before="0"/>
-      </w:pPr>
       <w:r>
-        <w:rPr>
-          <w:b w:val="0"/>
-          <w:sz w:val="22"/>
-        </w:rPr>
-        <w:t>(b) Cover the wound with sterile saline-soaked dressings</w:t>
+        <w:t xml:space="preserve">Answer: a</w:t>
       </w:r>
     </w:p>
     <w:p>
-      <w:pPr>
-        <w:spacing w:after="0" w:before="0"/>
-      </w:pPr>
       <w:r>
-        <w:rPr>
-          <w:b w:val="0"/>
-          <w:sz w:val="22"/>
-        </w:rPr>
-        <w:t>(c) Gently push the bowel back into the abdomen</w:t>
+        <w:t xml:space="preserve">Solution: 500 mL ÷ 240 min = 2.08 mL/min × 15 gtt/mL = 31 gtt/min.</w:t>
       </w:r>
     </w:p>
     <w:p>
-      <w:pPr>
-        <w:spacing w:after="0" w:before="0"/>
-      </w:pPr>
       <w:r>
-        <w:rPr>
-          <w:b w:val="0"/>
-          <w:sz w:val="22"/>
-        </w:rPr>
-        <w:t>(d) Place the client flat and wait for the surgeon</w:t>
+        <w:t xml:space="preserve">Positive Marks: 1</w:t>
       </w:r>
     </w:p>
     <w:p>
-      <w:pPr>
-        <w:spacing w:after="0" w:before="40"/>
-      </w:pPr>
       <w:r>
-        <w:rPr>
-          <w:b/>
-          <w:sz w:val="22"/>
-        </w:rPr>
-        <w:t>Answer: b</w:t>
+        <w:t xml:space="preserve">Negative Marks: 0.25</w:t>
       </w:r>
     </w:p>
     <w:p>
-      <w:pPr>
-        <w:spacing w:after="0" w:before="0"/>
-      </w:pPr>
       <w:r>
-        <w:rPr>
-          <w:b w:val="0"/>
-          <w:sz w:val="21"/>
-        </w:rPr>
-        <w:t>Solution: Eviscerated bowel must be kept moist with sterile saline-soaked gauze to prevent drying and necrosis; it is never pushed back, and the surgeon is notified immediately.</w:t>
+        <w:t xml:space="preserve"/>
       </w:r>
     </w:p>
     <w:p>
-      <w:pPr>
-        <w:spacing w:after="0" w:before="0"/>
-      </w:pPr>
       <w:r>
-        <w:rPr>
-          <w:b w:val="0"/>
-          <w:sz w:val="20"/>
-        </w:rPr>
-        <w:t>Positive Marks: 1</w:t>
+        <w:t xml:space="preserve">Question: A client is prescribed an antibiotic that must be given 4 times a day. The nurse should administer the drug:</w:t>
       </w:r>
     </w:p>
     <w:p>
-      <w:pPr>
-        <w:spacing w:after="160" w:before="0"/>
-      </w:pPr>
       <w:r>
-        <w:rPr>
-          <w:b w:val="0"/>
-          <w:sz w:val="20"/>
-        </w:rPr>
-        <w:t>Negative Marks: 0.25</w:t>
+        <w:t xml:space="preserve">(a) Every 6 hours around the clock</w:t>
       </w:r>
     </w:p>
     <w:p>
-      <w:pPr>
-        <w:spacing w:after="20" w:before="120"/>
-      </w:pPr>
       <w:r>
-        <w:rPr>
-          <w:b/>
-          <w:sz w:val="22"/>
-        </w:rPr>
-        <w:t>Question: A patient in the post-op area after having a right side mastectomy. What should be the priority care for this patient?</w:t>
+        <w:t xml:space="preserve">(b) Only at mealtimes</w:t>
       </w:r>
     </w:p>
     <w:p>
-      <w:pPr>
-        <w:spacing w:after="0" w:before="0"/>
-      </w:pPr>
       <w:r>
-        <w:rPr>
-          <w:b w:val="0"/>
-          <w:sz w:val="22"/>
-        </w:rPr>
-        <w:t>(a) Attach pulse oximetry on right side</w:t>
+        <w:t xml:space="preserve">(c) Twice daily</w:t>
       </w:r>
     </w:p>
     <w:p>
-      <w:pPr>
-        <w:spacing w:after="0" w:before="0"/>
-      </w:pPr>
       <w:r>
-        <w:rPr>
-          <w:b w:val="0"/>
-          <w:sz w:val="22"/>
-        </w:rPr>
-        <w:t>(b) Take BP from left side</w:t>
+        <w:t xml:space="preserve">(d) Whenever the client remembers</w:t>
       </w:r>
     </w:p>
     <w:p>
-      <w:pPr>
-        <w:spacing w:after="0" w:before="0"/>
-      </w:pPr>
       <w:r>
-        <w:rPr>
-          <w:b w:val="0"/>
-          <w:sz w:val="22"/>
-        </w:rPr>
-        <w:t>(c) Take BP from right side</w:t>
+        <w:t xml:space="preserve">Answer: a</w:t>
       </w:r>
     </w:p>
     <w:p>
-      <w:pPr>
-        <w:spacing w:after="0" w:before="0"/>
-      </w:pPr>
       <w:r>
-        <w:rPr>
-          <w:b w:val="0"/>
-          <w:sz w:val="22"/>
-        </w:rPr>
-        <w:t>(d) Attach pulse oximetry on left side</w:t>
+        <w:t xml:space="preserve">Solution: Four times a day means every 6 hours to maintain therapeutic blood levels of the antibiotic.</w:t>
       </w:r>
     </w:p>
     <w:p>
-      <w:pPr>
-        <w:spacing w:after="0" w:before="40"/>
-      </w:pPr>
       <w:r>
-        <w:rPr>
-          <w:b/>
-          <w:sz w:val="22"/>
-        </w:rPr>
-        <w:t>Answer: b</w:t>
+        <w:t xml:space="preserve">Positive Marks: 1</w:t>
       </w:r>
     </w:p>
     <w:p>
-      <w:pPr>
-        <w:spacing w:after="0" w:before="0"/>
-      </w:pPr>
       <w:r>
-        <w:rPr>
-          <w:b w:val="0"/>
-          <w:sz w:val="21"/>
-        </w:rPr>
-        <w:t>Solution: After right-sided mastectomy, BP is taken from the left side (right arm is at risk of lymphoedema).</w:t>
+        <w:t xml:space="preserve">Negative Marks: 0.25</w:t>
       </w:r>
     </w:p>
     <w:p>
-      <w:pPr>
-        <w:spacing w:after="0" w:before="0"/>
-      </w:pPr>
       <w:r>
-        <w:rPr>
-          <w:b w:val="0"/>
-          <w:sz w:val="20"/>
-        </w:rPr>
-        <w:t>Positive Marks: 1</w:t>
+        <w:t xml:space="preserve"/>
       </w:r>
     </w:p>
     <w:p>
-      <w:pPr>
-        <w:spacing w:after="160" w:before="0"/>
-      </w:pPr>
       <w:r>
-        <w:rPr>
-          <w:b w:val="0"/>
-          <w:sz w:val="20"/>
-        </w:rPr>
-        <w:t>Negative Marks: 0.25</w:t>
+        <w:t xml:space="preserve">Question: The nurse is conducting a research study and must protect the rights of participants. Which principle requires that participants give informed consent before participating?</w:t>
+      </w:r>
+    </w:p>
+    <w:p>
+      <w:r>
+        <w:t xml:space="preserve">(a) Autonomy</w:t>
+      </w:r>
+    </w:p>
+    <w:p>
+      <w:r>
+        <w:t xml:space="preserve">(b) Beneficence</w:t>
+      </w:r>
+    </w:p>
+    <w:p>
+      <w:r>
+        <w:t xml:space="preserve">(c) Justice</w:t>
+      </w:r>
+    </w:p>
+    <w:p>
+      <w:r>
+        <w:t xml:space="preserve">(d) Veracity</w:t>
+      </w:r>
+    </w:p>
+    <w:p>
+      <w:r>
+        <w:t xml:space="preserve">Answer: a</w:t>
+      </w:r>
+    </w:p>
+    <w:p>
+      <w:r>
+        <w:t xml:space="preserve">Solution: Autonomy respects the participant's right to make informed decisions about participation. Beneficence means doing good, justice means fair selection, and veracity is truthfulness.</w:t>
+      </w:r>
+    </w:p>
+    <w:p>
+      <w:r>
+        <w:t xml:space="preserve">Positive Marks: 1</w:t>
+      </w:r>
+    </w:p>
+    <w:p>
+      <w:r>
+        <w:t xml:space="preserve">Negative Marks: 0.25</w:t>
+      </w:r>
+    </w:p>
+    <w:p>
+      <w:r>
+        <w:t xml:space="preserve"/>
+      </w:r>
+    </w:p>
+    <w:p>
+      <w:r>
+        <w:t xml:space="preserve">Question: A charge nurse is making assignments for the shift. Which client should be assigned to the most experienced registered nurse?</w:t>
+      </w:r>
+    </w:p>
+    <w:p>
+      <w:r>
+        <w:t xml:space="preserve">(a) A client with unstable angina and frequent chest pain</w:t>
+      </w:r>
+    </w:p>
+    <w:p>
+      <w:r>
+        <w:t xml:space="preserve">(b) A client ready for discharge teaching</w:t>
+      </w:r>
+    </w:p>
+    <w:p>
+      <w:r>
+        <w:t xml:space="preserve">(c) A client requiring routine vital signs</w:t>
+      </w:r>
+    </w:p>
+    <w:p>
+      <w:r>
+        <w:t xml:space="preserve">(d) A client needing a dressing change</w:t>
+      </w:r>
+    </w:p>
+    <w:p>
+      <w:r>
+        <w:t xml:space="preserve">Answer: a</w:t>
+      </w:r>
+    </w:p>
+    <w:p>
+      <w:r>
+        <w:t xml:space="preserve">Solution: The most unstable client (unstable angina) requires the most experienced nurse. Stable clients can be cared for by less experienced staff.</w:t>
+      </w:r>
+    </w:p>
+    <w:p>
+      <w:r>
+        <w:t xml:space="preserve">Positive Marks: 1</w:t>
+      </w:r>
+    </w:p>
+    <w:p>
+      <w:r>
+        <w:t xml:space="preserve">Negative Marks: 0.25</w:t>
       </w:r>
     </w:p>
     <w:sectPr>
       <w:pgSz w:w="12240" w:h="15840"/>
-      <w:pgMar w:top="864" w:right="1008" w:bottom="864" w:left="1008" w:header="720" w:footer="720" w:gutter="0"/>
+      <w:pgMar w:top="1440" w:right="1800" w:bottom="1440" w:left="1800" w:header="720" w:footer="720" w:gutter="0"/>
       <w:cols w:space="720"/>
       <w:docGrid w:linePitch="360"/>
     </w:sectPr>
@@ -2535,10 +1365,6 @@
     <w:name w:val="Normal"/>
     <w:qFormat/>
     <w:rsid w:val="00FC693F"/>
-    <w:rPr>
-      <w:rFonts w:ascii="Calibri" w:hAnsi="Calibri"/>
-      <w:sz w:val="22"/>
-    </w:rPr>
   </w:style>
   <w:style w:type="paragraph" w:styleId="Header">
     <w:name w:val="header"/>
